--- a/Collections.docx
+++ b/Collections.docx
@@ -81,7 +81,6 @@
         <w:t>‘</w:t>
       </w:r>
       <w:proofErr w:type="spellStart"/>
-      <w:proofErr w:type="gramStart"/>
       <w:r>
         <w:rPr>
           <w:rStyle w:val="Strong"/>
@@ -103,19 +102,7 @@
           <w:sz w:val="20"/>
           <w:szCs w:val="20"/>
         </w:rPr>
-        <w:t>(</w:t>
-      </w:r>
-      <w:proofErr w:type="gramEnd"/>
-      <w:r>
-        <w:rPr>
-          <w:rStyle w:val="Strong"/>
-          <w:rFonts w:ascii="Bookman Old Style" w:hAnsi="Bookman Old Style"/>
-          <w:b w:val="0"/>
-          <w:bCs w:val="0"/>
-          <w:sz w:val="20"/>
-          <w:szCs w:val="20"/>
-        </w:rPr>
-        <w:t>2, 50)’ will replace the element at the second index as shown below, will replace the index second from 5 to 50.</w:t>
+        <w:t>(2, 50)’ will replace the element at the second index as shown below, will replace the index second from 5 to 50.</w:t>
       </w:r>
     </w:p>
     <w:p>
@@ -1385,7 +1372,6 @@
         <w:t>So, it does not shrink automatically, so we can do that using the ‘</w:t>
       </w:r>
       <w:proofErr w:type="spellStart"/>
-      <w:proofErr w:type="gramStart"/>
       <w:r>
         <w:rPr>
           <w:rStyle w:val="Strong"/>
@@ -1398,7 +1384,6 @@
         <w:t>list.trimToSize</w:t>
       </w:r>
       <w:proofErr w:type="spellEnd"/>
-      <w:proofErr w:type="gramEnd"/>
       <w:r>
         <w:rPr>
           <w:rStyle w:val="Strong"/>
@@ -1935,29 +1920,16 @@
         <w:t>So, what is the meaning of the ‘</w:t>
       </w:r>
       <w:proofErr w:type="spellStart"/>
-      <w:proofErr w:type="gramStart"/>
-      <w:r>
-        <w:rPr>
-          <w:rStyle w:val="Strong"/>
-          <w:rFonts w:ascii="Bookman Old Style" w:hAnsi="Bookman Old Style"/>
-          <w:b w:val="0"/>
-          <w:bCs w:val="0"/>
-          <w:sz w:val="20"/>
-          <w:szCs w:val="20"/>
-        </w:rPr>
-        <w:t>java.util</w:t>
-      </w:r>
-      <w:proofErr w:type="gramEnd"/>
-      <w:r>
-        <w:rPr>
-          <w:rStyle w:val="Strong"/>
-          <w:rFonts w:ascii="Bookman Old Style" w:hAnsi="Bookman Old Style"/>
-          <w:b w:val="0"/>
-          <w:bCs w:val="0"/>
-          <w:sz w:val="20"/>
-          <w:szCs w:val="20"/>
-        </w:rPr>
-        <w:t>.Arrays$ArrayList</w:t>
+      <w:r>
+        <w:rPr>
+          <w:rStyle w:val="Strong"/>
+          <w:rFonts w:ascii="Bookman Old Style" w:hAnsi="Bookman Old Style"/>
+          <w:b w:val="0"/>
+          <w:bCs w:val="0"/>
+          <w:sz w:val="20"/>
+          <w:szCs w:val="20"/>
+        </w:rPr>
+        <w:t>java.util.Arrays$ArrayList</w:t>
       </w:r>
       <w:proofErr w:type="spellEnd"/>
       <w:r>
@@ -2242,7 +2214,6 @@
         <w:t xml:space="preserve">()’ And the only difference between the </w:t>
       </w:r>
       <w:proofErr w:type="spellStart"/>
-      <w:proofErr w:type="gramStart"/>
       <w:r>
         <w:rPr>
           <w:rStyle w:val="Strong"/>
@@ -2264,19 +2235,7 @@
           <w:sz w:val="20"/>
           <w:szCs w:val="20"/>
         </w:rPr>
-        <w:t>(</w:t>
-      </w:r>
-      <w:proofErr w:type="gramEnd"/>
-      <w:r>
-        <w:rPr>
-          <w:rStyle w:val="Strong"/>
-          <w:rFonts w:ascii="Bookman Old Style" w:hAnsi="Bookman Old Style"/>
-          <w:b w:val="0"/>
-          <w:bCs w:val="0"/>
-          <w:sz w:val="20"/>
-          <w:szCs w:val="20"/>
-        </w:rPr>
-        <w:t xml:space="preserve">) and </w:t>
+        <w:t xml:space="preserve">() and </w:t>
       </w:r>
       <w:proofErr w:type="spellStart"/>
       <w:r>
@@ -3538,7 +3497,6 @@
         <w:t>And why we have passed the 0 in the ‘</w:t>
       </w:r>
       <w:proofErr w:type="spellStart"/>
-      <w:proofErr w:type="gramStart"/>
       <w:r>
         <w:rPr>
           <w:rStyle w:val="Strong"/>
@@ -3551,7 +3509,6 @@
         <w:t>list.toArray</w:t>
       </w:r>
       <w:proofErr w:type="spellEnd"/>
-      <w:proofErr w:type="gramEnd"/>
       <w:r>
         <w:rPr>
           <w:rStyle w:val="Strong"/>
@@ -3584,31 +3541,7 @@
           <w:sz w:val="20"/>
           <w:szCs w:val="20"/>
         </w:rPr>
-        <w:t xml:space="preserve">When it checks that, the list already </w:t>
-      </w:r>
-      <w:proofErr w:type="gramStart"/>
-      <w:r>
-        <w:rPr>
-          <w:rStyle w:val="Strong"/>
-          <w:rFonts w:ascii="Bookman Old Style" w:hAnsi="Bookman Old Style"/>
-          <w:b w:val="0"/>
-          <w:bCs w:val="0"/>
-          <w:sz w:val="20"/>
-          <w:szCs w:val="20"/>
-        </w:rPr>
-        <w:t>have</w:t>
-      </w:r>
-      <w:proofErr w:type="gramEnd"/>
-      <w:r>
-        <w:rPr>
-          <w:rStyle w:val="Strong"/>
-          <w:rFonts w:ascii="Bookman Old Style" w:hAnsi="Bookman Old Style"/>
-          <w:b w:val="0"/>
-          <w:bCs w:val="0"/>
-          <w:sz w:val="20"/>
-          <w:szCs w:val="20"/>
-        </w:rPr>
-        <w:t xml:space="preserve"> the 3 elements, and 0 is passed in the initialization, so it would create a new array </w:t>
+        <w:t xml:space="preserve">When it checks that, the list already have the 3 elements, and 0 is passed in the initialization, so it would create a new array </w:t>
       </w:r>
       <w:r>
         <w:rPr>
@@ -3680,7 +3613,6 @@
         <w:t xml:space="preserve"> and internally it calls the </w:t>
       </w:r>
       <w:proofErr w:type="spellStart"/>
-      <w:proofErr w:type="gramStart"/>
       <w:r>
         <w:rPr>
           <w:rStyle w:val="Strong"/>
@@ -3693,7 +3625,6 @@
         <w:t>list.sort</w:t>
       </w:r>
       <w:proofErr w:type="spellEnd"/>
-      <w:proofErr w:type="gramEnd"/>
       <w:r>
         <w:rPr>
           <w:rStyle w:val="Strong"/>
@@ -3787,7 +3718,6 @@
         <w:t xml:space="preserve">And it would sort also, when we pass </w:t>
       </w:r>
       <w:proofErr w:type="spellStart"/>
-      <w:proofErr w:type="gramStart"/>
       <w:r>
         <w:rPr>
           <w:rStyle w:val="Strong"/>
@@ -3800,7 +3730,6 @@
         <w:t>list.sort</w:t>
       </w:r>
       <w:proofErr w:type="spellEnd"/>
-      <w:proofErr w:type="gramEnd"/>
       <w:r>
         <w:rPr>
           <w:rStyle w:val="Strong"/>
@@ -4957,31 +4886,7 @@
           <w:sz w:val="20"/>
           <w:szCs w:val="20"/>
         </w:rPr>
-        <w:t xml:space="preserve">Then it would get sorted </w:t>
-      </w:r>
-      <w:proofErr w:type="gramStart"/>
-      <w:r>
-        <w:rPr>
-          <w:rStyle w:val="Strong"/>
-          <w:rFonts w:ascii="Bookman Old Style" w:hAnsi="Bookman Old Style"/>
-          <w:b w:val="0"/>
-          <w:bCs w:val="0"/>
-          <w:sz w:val="20"/>
-          <w:szCs w:val="20"/>
-        </w:rPr>
-        <w:t>on the basis of</w:t>
-      </w:r>
-      <w:proofErr w:type="gramEnd"/>
-      <w:r>
-        <w:rPr>
-          <w:rStyle w:val="Strong"/>
-          <w:rFonts w:ascii="Bookman Old Style" w:hAnsi="Bookman Old Style"/>
-          <w:b w:val="0"/>
-          <w:bCs w:val="0"/>
-          <w:sz w:val="20"/>
-          <w:szCs w:val="20"/>
-        </w:rPr>
-        <w:t xml:space="preserve"> length of the words.</w:t>
+        <w:t>Then it would get sorted on the basis of length of the words.</w:t>
       </w:r>
     </w:p>
     <w:p>
@@ -5817,31 +5722,7 @@
           <w:sz w:val="20"/>
           <w:szCs w:val="20"/>
         </w:rPr>
-        <w:t xml:space="preserve">Now if we want to compare them on the grades first, and then if the grades are equal, then we need to compare them </w:t>
-      </w:r>
-      <w:proofErr w:type="gramStart"/>
-      <w:r>
-        <w:rPr>
-          <w:rStyle w:val="Strong"/>
-          <w:rFonts w:ascii="Bookman Old Style" w:hAnsi="Bookman Old Style"/>
-          <w:b w:val="0"/>
-          <w:bCs w:val="0"/>
-          <w:sz w:val="20"/>
-          <w:szCs w:val="20"/>
-        </w:rPr>
-        <w:t>on the basis of</w:t>
-      </w:r>
-      <w:proofErr w:type="gramEnd"/>
-      <w:r>
-        <w:rPr>
-          <w:rStyle w:val="Strong"/>
-          <w:rFonts w:ascii="Bookman Old Style" w:hAnsi="Bookman Old Style"/>
-          <w:b w:val="0"/>
-          <w:bCs w:val="0"/>
-          <w:sz w:val="20"/>
-          <w:szCs w:val="20"/>
-        </w:rPr>
-        <w:t xml:space="preserve"> name, then we can do like this one:</w:t>
+        <w:t>Now if we want to compare them on the grades first, and then if the grades are equal, then we need to compare them on the basis of name, then we can do like this one:</w:t>
       </w:r>
     </w:p>
     <w:p>
@@ -6062,31 +5943,7 @@
           <w:sz w:val="20"/>
           <w:szCs w:val="20"/>
         </w:rPr>
-        <w:t>‘o</w:t>
-      </w:r>
-      <w:proofErr w:type="gramStart"/>
-      <w:r>
-        <w:rPr>
-          <w:rStyle w:val="Strong"/>
-          <w:rFonts w:ascii="Bookman Old Style" w:hAnsi="Bookman Old Style"/>
-          <w:b w:val="0"/>
-          <w:bCs w:val="0"/>
-          <w:sz w:val="20"/>
-          <w:szCs w:val="20"/>
-        </w:rPr>
-        <w:t>1.getName</w:t>
-      </w:r>
-      <w:proofErr w:type="gramEnd"/>
-      <w:r>
-        <w:rPr>
-          <w:rStyle w:val="Strong"/>
-          <w:rFonts w:ascii="Bookman Old Style" w:hAnsi="Bookman Old Style"/>
-          <w:b w:val="0"/>
-          <w:bCs w:val="0"/>
-          <w:sz w:val="20"/>
-          <w:szCs w:val="20"/>
-        </w:rPr>
-        <w:t>().</w:t>
+        <w:t>‘o1.getName().</w:t>
       </w:r>
       <w:proofErr w:type="spellStart"/>
       <w:r>
@@ -6983,78 +6840,30 @@
           <w:sz w:val="20"/>
           <w:szCs w:val="20"/>
         </w:rPr>
-        <w:t>Now if we change the ‘LinkedList&lt;Integer&gt; list = new LinkedList&lt;</w:t>
-      </w:r>
-      <w:proofErr w:type="gramStart"/>
-      <w:r>
-        <w:rPr>
-          <w:rStyle w:val="Strong"/>
-          <w:rFonts w:ascii="Bookman Old Style" w:hAnsi="Bookman Old Style"/>
-          <w:b w:val="0"/>
-          <w:bCs w:val="0"/>
-          <w:sz w:val="20"/>
-          <w:szCs w:val="20"/>
-        </w:rPr>
-        <w:t>&gt;(</w:t>
-      </w:r>
-      <w:proofErr w:type="gramEnd"/>
-      <w:r>
-        <w:rPr>
-          <w:rStyle w:val="Strong"/>
-          <w:rFonts w:ascii="Bookman Old Style" w:hAnsi="Bookman Old Style"/>
-          <w:b w:val="0"/>
-          <w:bCs w:val="0"/>
-          <w:sz w:val="20"/>
-          <w:szCs w:val="20"/>
-        </w:rPr>
-        <w:t>)’ to</w:t>
-      </w:r>
-    </w:p>
-    <w:p>
-      <w:pPr>
-        <w:rPr>
-          <w:rStyle w:val="Strong"/>
-          <w:rFonts w:ascii="Bookman Old Style" w:hAnsi="Bookman Old Style"/>
-          <w:b w:val="0"/>
-          <w:bCs w:val="0"/>
-          <w:sz w:val="20"/>
-          <w:szCs w:val="20"/>
-        </w:rPr>
-      </w:pPr>
-      <w:r>
-        <w:rPr>
-          <w:rStyle w:val="Strong"/>
-          <w:rFonts w:ascii="Bookman Old Style" w:hAnsi="Bookman Old Style"/>
-          <w:b w:val="0"/>
-          <w:bCs w:val="0"/>
-          <w:sz w:val="20"/>
-          <w:szCs w:val="20"/>
-        </w:rPr>
-        <w:t>‘List&lt;Integer&gt; list = new LinkedList&lt;</w:t>
-      </w:r>
-      <w:proofErr w:type="gramStart"/>
-      <w:r>
-        <w:rPr>
-          <w:rStyle w:val="Strong"/>
-          <w:rFonts w:ascii="Bookman Old Style" w:hAnsi="Bookman Old Style"/>
-          <w:b w:val="0"/>
-          <w:bCs w:val="0"/>
-          <w:sz w:val="20"/>
-          <w:szCs w:val="20"/>
-        </w:rPr>
-        <w:t>&gt;(</w:t>
-      </w:r>
-      <w:proofErr w:type="gramEnd"/>
-      <w:r>
-        <w:rPr>
-          <w:rStyle w:val="Strong"/>
-          <w:rFonts w:ascii="Bookman Old Style" w:hAnsi="Bookman Old Style"/>
-          <w:b w:val="0"/>
-          <w:bCs w:val="0"/>
-          <w:sz w:val="20"/>
-          <w:szCs w:val="20"/>
-        </w:rPr>
-        <w:t>)’, then we would not able to access the child class methods as:</w:t>
+        <w:t>Now if we change the ‘LinkedList&lt;Integer&gt; list = new LinkedList&lt;&gt;()’ to</w:t>
+      </w:r>
+    </w:p>
+    <w:p>
+      <w:pPr>
+        <w:rPr>
+          <w:rStyle w:val="Strong"/>
+          <w:rFonts w:ascii="Bookman Old Style" w:hAnsi="Bookman Old Style"/>
+          <w:b w:val="0"/>
+          <w:bCs w:val="0"/>
+          <w:sz w:val="20"/>
+          <w:szCs w:val="20"/>
+        </w:rPr>
+      </w:pPr>
+      <w:r>
+        <w:rPr>
+          <w:rStyle w:val="Strong"/>
+          <w:rFonts w:ascii="Bookman Old Style" w:hAnsi="Bookman Old Style"/>
+          <w:b w:val="0"/>
+          <w:bCs w:val="0"/>
+          <w:sz w:val="20"/>
+          <w:szCs w:val="20"/>
+        </w:rPr>
+        <w:t>‘List&lt;Integer&gt; list = new LinkedList&lt;&gt;()’, then we would not able to access the child class methods as:</w:t>
       </w:r>
     </w:p>
     <w:p>
@@ -7609,31 +7418,7 @@
           <w:sz w:val="20"/>
           <w:szCs w:val="20"/>
         </w:rPr>
-        <w:t xml:space="preserve">We can remove using the key </w:t>
-      </w:r>
-      <w:proofErr w:type="gramStart"/>
-      <w:r>
-        <w:rPr>
-          <w:rStyle w:val="Strong"/>
-          <w:rFonts w:ascii="Bookman Old Style" w:hAnsi="Bookman Old Style"/>
-          <w:b w:val="0"/>
-          <w:bCs w:val="0"/>
-          <w:sz w:val="20"/>
-          <w:szCs w:val="20"/>
-        </w:rPr>
-        <w:t>and also</w:t>
-      </w:r>
-      <w:proofErr w:type="gramEnd"/>
-      <w:r>
-        <w:rPr>
-          <w:rStyle w:val="Strong"/>
-          <w:rFonts w:ascii="Bookman Old Style" w:hAnsi="Bookman Old Style"/>
-          <w:b w:val="0"/>
-          <w:bCs w:val="0"/>
-          <w:sz w:val="20"/>
-          <w:szCs w:val="20"/>
-        </w:rPr>
-        <w:t xml:space="preserve"> with the combination of key and value as well.</w:t>
+        <w:t>We can remove using the key and also with the combination of key and value as well.</w:t>
       </w:r>
     </w:p>
     <w:p>
@@ -7900,31 +7685,7 @@
           <w:sz w:val="20"/>
           <w:szCs w:val="20"/>
         </w:rPr>
-        <w:t xml:space="preserve">Now adding the element using put operation and getting the value using the get operation has the </w:t>
-      </w:r>
-      <w:proofErr w:type="gramStart"/>
-      <w:r>
-        <w:rPr>
-          <w:rStyle w:val="Strong"/>
-          <w:rFonts w:ascii="Bookman Old Style" w:hAnsi="Bookman Old Style"/>
-          <w:b w:val="0"/>
-          <w:bCs w:val="0"/>
-          <w:sz w:val="20"/>
-          <w:szCs w:val="20"/>
-        </w:rPr>
-        <w:t>O(</w:t>
-      </w:r>
-      <w:proofErr w:type="gramEnd"/>
-      <w:r>
-        <w:rPr>
-          <w:rStyle w:val="Strong"/>
-          <w:rFonts w:ascii="Bookman Old Style" w:hAnsi="Bookman Old Style"/>
-          <w:b w:val="0"/>
-          <w:bCs w:val="0"/>
-          <w:sz w:val="20"/>
-          <w:szCs w:val="20"/>
-        </w:rPr>
-        <w:t>1) value.</w:t>
+        <w:t>Now adding the element using put operation and getting the value using the get operation has the O(1) value.</w:t>
       </w:r>
     </w:p>
     <w:p>
@@ -7950,7 +7711,6 @@
         <w:t xml:space="preserve">For example, if we use the array to get the element, using the </w:t>
       </w:r>
       <w:proofErr w:type="spellStart"/>
-      <w:proofErr w:type="gramStart"/>
       <w:r>
         <w:rPr>
           <w:rStyle w:val="Strong"/>
@@ -7963,7 +7723,6 @@
         <w:t>list.contains</w:t>
       </w:r>
       <w:proofErr w:type="spellEnd"/>
-      <w:proofErr w:type="gramEnd"/>
       <w:r>
         <w:rPr>
           <w:rStyle w:val="Strong"/>
@@ -8054,31 +7813,7 @@
           <w:sz w:val="20"/>
           <w:szCs w:val="20"/>
         </w:rPr>
-        <w:t xml:space="preserve">But if we use the same function in the map, then we can get </w:t>
-      </w:r>
-      <w:proofErr w:type="gramStart"/>
-      <w:r>
-        <w:rPr>
-          <w:rStyle w:val="Strong"/>
-          <w:rFonts w:ascii="Bookman Old Style" w:hAnsi="Bookman Old Style"/>
-          <w:b w:val="0"/>
-          <w:bCs w:val="0"/>
-          <w:sz w:val="20"/>
-          <w:szCs w:val="20"/>
-        </w:rPr>
-        <w:t>O(</w:t>
-      </w:r>
-      <w:proofErr w:type="gramEnd"/>
-      <w:r>
-        <w:rPr>
-          <w:rStyle w:val="Strong"/>
-          <w:rFonts w:ascii="Bookman Old Style" w:hAnsi="Bookman Old Style"/>
-          <w:b w:val="0"/>
-          <w:bCs w:val="0"/>
-          <w:sz w:val="20"/>
-          <w:szCs w:val="20"/>
-        </w:rPr>
-        <w:t>1) time in that operation which is ‘</w:t>
+        <w:t>But if we use the same function in the map, then we can get O(1) time in that operation which is ‘</w:t>
       </w:r>
       <w:proofErr w:type="spellStart"/>
       <w:r>
@@ -10244,7 +9979,6 @@
         <w:t xml:space="preserve"> generated using the </w:t>
       </w:r>
       <w:proofErr w:type="spellStart"/>
-      <w:proofErr w:type="gramStart"/>
       <w:r>
         <w:rPr>
           <w:rStyle w:val="Strong"/>
@@ -10266,19 +10000,7 @@
           <w:sz w:val="20"/>
           <w:szCs w:val="20"/>
         </w:rPr>
-        <w:t>(</w:t>
-      </w:r>
-      <w:proofErr w:type="gramEnd"/>
-      <w:r>
-        <w:rPr>
-          <w:rStyle w:val="Strong"/>
-          <w:rFonts w:ascii="Bookman Old Style" w:hAnsi="Bookman Old Style"/>
-          <w:b w:val="0"/>
-          <w:bCs w:val="0"/>
-          <w:sz w:val="20"/>
-          <w:szCs w:val="20"/>
-        </w:rPr>
-        <w:t>) method is the memory address related number generated and equals() would be checking the reference would be checking the reference or not.</w:t>
+        <w:t>() method is the memory address related number generated and equals() would be checking the reference would be checking the reference or not.</w:t>
       </w:r>
     </w:p>
     <w:p>
@@ -10814,7 +10536,6 @@
         <w:t xml:space="preserve">And in the </w:t>
       </w:r>
       <w:proofErr w:type="spellStart"/>
-      <w:proofErr w:type="gramStart"/>
       <w:r>
         <w:rPr>
           <w:rStyle w:val="Strong"/>
@@ -10836,19 +10557,7 @@
           <w:sz w:val="20"/>
           <w:szCs w:val="20"/>
         </w:rPr>
-        <w:t>(</w:t>
-      </w:r>
-      <w:proofErr w:type="gramEnd"/>
-      <w:r>
-        <w:rPr>
-          <w:rStyle w:val="Strong"/>
-          <w:rFonts w:ascii="Bookman Old Style" w:hAnsi="Bookman Old Style"/>
-          <w:b w:val="0"/>
-          <w:bCs w:val="0"/>
-          <w:sz w:val="20"/>
-          <w:szCs w:val="20"/>
-        </w:rPr>
-        <w:t xml:space="preserve">) method, we can pass the </w:t>
+        <w:t xml:space="preserve">() method, we can pass the </w:t>
       </w:r>
       <w:proofErr w:type="spellStart"/>
       <w:r>
@@ -11128,31 +10837,7 @@
           <w:sz w:val="20"/>
           <w:szCs w:val="20"/>
         </w:rPr>
-        <w:t xml:space="preserve">collision </w:t>
-      </w:r>
-      <w:proofErr w:type="gramStart"/>
-      <w:r>
-        <w:rPr>
-          <w:rStyle w:val="Strong"/>
-          <w:rFonts w:ascii="Bookman Old Style" w:hAnsi="Bookman Old Style"/>
-          <w:b w:val="0"/>
-          <w:bCs w:val="0"/>
-          <w:sz w:val="20"/>
-          <w:szCs w:val="20"/>
-        </w:rPr>
-        <w:t>occurs</w:t>
-      </w:r>
-      <w:proofErr w:type="gramEnd"/>
-      <w:r>
-        <w:rPr>
-          <w:rStyle w:val="Strong"/>
-          <w:rFonts w:ascii="Bookman Old Style" w:hAnsi="Bookman Old Style"/>
-          <w:b w:val="0"/>
-          <w:bCs w:val="0"/>
-          <w:sz w:val="20"/>
-          <w:szCs w:val="20"/>
-        </w:rPr>
-        <w:t xml:space="preserve"> and we need to search in the red-black tree.</w:t>
+        <w:t>collision occurs and we need to search in the red-black tree.</w:t>
       </w:r>
     </w:p>
     <w:p>
@@ -11293,19 +10978,17 @@
         </w:rPr>
         <w:t xml:space="preserve">As there is not </w:t>
       </w:r>
-      <w:proofErr w:type="spellStart"/>
-      <w:r>
-        <w:rPr>
-          <w:rStyle w:val="Strong"/>
-          <w:rFonts w:ascii="Bookman Old Style" w:hAnsi="Bookman Old Style"/>
-          <w:b w:val="0"/>
-          <w:bCs w:val="0"/>
-          <w:sz w:val="20"/>
-          <w:szCs w:val="20"/>
-        </w:rPr>
-        <w:t>hashcode</w:t>
-      </w:r>
-      <w:proofErr w:type="spellEnd"/>
+      <w:r>
+        <w:rPr>
+          <w:rStyle w:val="Strong"/>
+          <w:rFonts w:ascii="Bookman Old Style" w:hAnsi="Bookman Old Style"/>
+          <w:b w:val="0"/>
+          <w:bCs w:val="0"/>
+          <w:sz w:val="20"/>
+          <w:szCs w:val="20"/>
+        </w:rPr>
+        <w:t>hash code</w:t>
+      </w:r>
       <w:r>
         <w:rPr>
           <w:rStyle w:val="Strong"/>
@@ -11323,24 +11006,12 @@
         <w:rPr>
           <w:rStyle w:val="Strong"/>
           <w:rFonts w:ascii="Bookman Old Style" w:hAnsi="Bookman Old Style"/>
-          <w:i/>
-          <w:iCs/>
-          <w:sz w:val="20"/>
-          <w:szCs w:val="20"/>
-        </w:rPr>
-      </w:pPr>
-      <w:r>
-        <w:rPr>
-          <w:rStyle w:val="Strong"/>
-          <w:rFonts w:ascii="Bookman Old Style" w:hAnsi="Bookman Old Style"/>
-          <w:i/>
-          <w:iCs/>
-          <w:sz w:val="20"/>
-          <w:szCs w:val="20"/>
-        </w:rPr>
-        <w:lastRenderedPageBreak/>
-        <w:t>s</w:t>
-      </w:r>
+          <w:b w:val="0"/>
+          <w:bCs w:val="0"/>
+          <w:sz w:val="20"/>
+          <w:szCs w:val="20"/>
+        </w:rPr>
+      </w:pPr>
     </w:p>
     <w:sectPr>
       <w:pgSz w:w="12240" w:h="15840"/>
